--- a/Phản ánh, kiến nghị/09-PAKN.docx
+++ b/Phản ánh, kiến nghị/09-PAKN.docx
@@ -505,7 +505,6 @@
       <w:pPr>
         <w:keepNext/>
         <w:ind w:firstLine="720"/>
-        <w:jc w:val="both"/>
         <w:outlineLvl w:val="4"/>
         <w:rPr>
           <w:color w:val="000000"/>
@@ -541,7 +540,7 @@
       <w:pPr>
         <w:pStyle w:val="BodyText"/>
         <w:ind w:firstLine="720"/>
-        <w:jc w:val="both"/>
+        <w:jc w:val="left"/>
         <w:rPr>
           <w:rFonts w:ascii="Times New Roman" w:hAnsi="Times New Roman"/>
           <w:bCs/>
@@ -567,7 +566,7 @@
       <w:pPr>
         <w:pStyle w:val="BodyText"/>
         <w:ind w:firstLine="720"/>
-        <w:jc w:val="both"/>
+        <w:jc w:val="left"/>
         <w:rPr>
           <w:rFonts w:ascii="Times New Roman" w:hAnsi="Times New Roman"/>
           <w:color w:val="000000"/>
@@ -591,7 +590,7 @@
       <w:pPr>
         <w:pStyle w:val="BodyText"/>
         <w:ind w:firstLine="720"/>
-        <w:jc w:val="both"/>
+        <w:jc w:val="left"/>
         <w:rPr>
           <w:rFonts w:ascii="Times New Roman" w:hAnsi="Times New Roman"/>
           <w:b w:val="0"/>
@@ -621,7 +620,7 @@
           <w:szCs w:val="28"/>
           <w:lang w:val="pt-BR"/>
         </w:rPr>
-        <w:t>[[NguoiKhieuNai]]</w:t>
+        <w:t>[[</w:t>
       </w:r>
       <w:r>
         <w:rPr>
@@ -632,6 +631,28 @@
           <w:szCs w:val="28"/>
           <w:lang w:val="pt-BR"/>
         </w:rPr>
+        <w:t>NguoiPhanAnh</w:t>
+      </w:r>
+      <w:r>
+        <w:rPr>
+          <w:rFonts w:ascii="Times New Roman" w:hAnsi="Times New Roman"/>
+          <w:b w:val="0"/>
+          <w:color w:val="000000"/>
+          <w:sz w:val="28"/>
+          <w:szCs w:val="28"/>
+          <w:lang w:val="pt-BR"/>
+        </w:rPr>
+        <w:t>]]</w:t>
+      </w:r>
+      <w:r>
+        <w:rPr>
+          <w:rFonts w:ascii="Times New Roman" w:hAnsi="Times New Roman"/>
+          <w:b w:val="0"/>
+          <w:color w:val="000000"/>
+          <w:sz w:val="28"/>
+          <w:szCs w:val="28"/>
+          <w:lang w:val="pt-BR"/>
+        </w:rPr>
         <w:t xml:space="preserve"> đối với</w:t>
       </w:r>
       <w:r>
@@ -643,7 +664,29 @@
           <w:szCs w:val="28"/>
           <w:lang w:val="pt-BR"/>
         </w:rPr>
-        <w:t xml:space="preserve"> [[NguoiBiKhieuNai]]</w:t>
+        <w:t xml:space="preserve"> [[</w:t>
+      </w:r>
+      <w:r>
+        <w:rPr>
+          <w:rFonts w:ascii="Times New Roman" w:hAnsi="Times New Roman"/>
+          <w:b w:val="0"/>
+          <w:color w:val="000000"/>
+          <w:sz w:val="28"/>
+          <w:szCs w:val="28"/>
+          <w:lang w:val="pt-BR"/>
+        </w:rPr>
+        <w:t>NguoiBiPhanAnh</w:t>
+      </w:r>
+      <w:r>
+        <w:rPr>
+          <w:rFonts w:ascii="Times New Roman" w:hAnsi="Times New Roman"/>
+          <w:b w:val="0"/>
+          <w:color w:val="000000"/>
+          <w:sz w:val="28"/>
+          <w:szCs w:val="28"/>
+          <w:lang w:val="pt-BR"/>
+        </w:rPr>
+        <w:t>]]</w:t>
       </w:r>
       <w:r>
         <w:rPr>
@@ -661,7 +704,7 @@
       <w:pPr>
         <w:pStyle w:val="BodyText"/>
         <w:ind w:firstLine="720"/>
-        <w:jc w:val="both"/>
+        <w:jc w:val="left"/>
         <w:rPr>
           <w:rFonts w:ascii="Times New Roman" w:hAnsi="Times New Roman"/>
           <w:color w:val="000000"/>
@@ -685,7 +728,7 @@
       <w:pPr>
         <w:pStyle w:val="BodyText"/>
         <w:ind w:firstLine="720"/>
-        <w:jc w:val="both"/>
+        <w:jc w:val="left"/>
         <w:rPr>
           <w:rFonts w:ascii="Times New Roman" w:hAnsi="Times New Roman"/>
           <w:b w:val="0"/>
@@ -733,7 +776,7 @@
       <w:pPr>
         <w:pStyle w:val="BodyText"/>
         <w:ind w:firstLine="720"/>
-        <w:jc w:val="both"/>
+        <w:jc w:val="left"/>
         <w:rPr>
           <w:rFonts w:ascii="Times New Roman" w:hAnsi="Times New Roman"/>
           <w:b w:val="0"/>
@@ -759,7 +802,6 @@
       <w:pPr>
         <w:pStyle w:val="BodyTextIndent"/>
         <w:ind w:firstLine="720"/>
-        <w:jc w:val="both"/>
         <w:rPr>
           <w:rFonts w:ascii="Times New Roman" w:hAnsi="Times New Roman"/>
           <w:b/>
@@ -780,19 +822,7 @@
           <w:szCs w:val="26"/>
           <w:lang w:val="es-MX"/>
         </w:rPr>
-        <w:t xml:space="preserve">II. NỘI DUNG </w:t>
-      </w:r>
-      <w:r>
-        <w:rPr>
-          <w:rFonts w:ascii="Times New Roman" w:hAnsi="Times New Roman"/>
-          <w:b/>
-          <w:bCs w:val="0"/>
-          <w:color w:val="000000"/>
-          <w:sz w:val="26"/>
-          <w:szCs w:val="26"/>
-          <w:lang w:val="es-MX"/>
-        </w:rPr>
-        <w:tab/>
+        <w:t>II. NỘI DUNG</w:t>
       </w:r>
     </w:p>
     <w:p>
@@ -800,7 +830,7 @@
         <w:pStyle w:val="BodyText2"/>
         <w:spacing w:before="0" w:after="0"/>
         <w:ind w:firstLine="720"/>
-        <w:jc w:val="both"/>
+        <w:jc w:val="left"/>
         <w:rPr>
           <w:b/>
           <w:color w:val="000000"/>
@@ -820,6 +850,16 @@
           <w:lang w:val="pt-BR"/>
         </w:rPr>
         <w:t xml:space="preserve">1. </w:t>
+      </w:r>
+      <w:r>
+        <w:rPr>
+          <w:color w:val="000000"/>
+          <w:spacing w:val="-4"/>
+          <w:sz w:val="28"/>
+          <w:szCs w:val="28"/>
+          <w:lang w:val="pt-BR"/>
+        </w:rPr>
+        <w:t>[[NoiDung]]</w:t>
       </w:r>
     </w:p>
     <w:p>
@@ -827,7 +867,7 @@
         <w:pStyle w:val="BodyText2"/>
         <w:spacing w:before="0" w:after="0"/>
         <w:ind w:firstLine="720"/>
-        <w:jc w:val="both"/>
+        <w:jc w:val="left"/>
         <w:rPr>
           <w:b/>
           <w:color w:val="000000"/>
@@ -935,6 +975,30 @@
         </w:rPr>
         <w:t>1.</w:t>
       </w:r>
+      <w:r>
+        <w:rPr>
+          <w:rFonts w:ascii="Times New Roman" w:hAnsi="Times New Roman"/>
+          <w:b/>
+          <w:bCs w:val="0"/>
+          <w:color w:val="000000"/>
+          <w:szCs w:val="28"/>
+          <w:lang w:val="pt-BR"/>
+        </w:rPr>
+        <w:t xml:space="preserve"> [[ThanhPhanLamViec</w:t>
+      </w:r>
+      <w:bookmarkStart w:id="0" w:name="_GoBack"/>
+      <w:bookmarkEnd w:id="0"/>
+      <w:r>
+        <w:rPr>
+          <w:rFonts w:ascii="Times New Roman" w:hAnsi="Times New Roman"/>
+          <w:b/>
+          <w:bCs w:val="0"/>
+          <w:color w:val="000000"/>
+          <w:szCs w:val="28"/>
+          <w:lang w:val="pt-BR"/>
+        </w:rPr>
+        <w:t>]]</w:t>
+      </w:r>
     </w:p>
     <w:p>
       <w:pPr>
@@ -960,7 +1024,6 @@
     <w:p>
       <w:pPr>
         <w:ind w:firstLine="720"/>
-        <w:jc w:val="both"/>
         <w:rPr>
           <w:b/>
           <w:bCs/>
@@ -1121,7 +1184,6 @@
       <w:pPr>
         <w:spacing w:before="120"/>
         <w:ind w:firstLine="720"/>
-        <w:jc w:val="both"/>
         <w:rPr>
           <w:color w:val="000000"/>
           <w:lang w:val="pt-BR"/>
@@ -1203,7 +1265,6 @@
         <w:pStyle w:val="BodyTextIndent"/>
         <w:spacing w:before="120"/>
         <w:ind w:firstLine="720"/>
-        <w:jc w:val="both"/>
         <w:rPr>
           <w:rFonts w:ascii="Times New Roman" w:hAnsi="Times New Roman"/>
           <w:b/>
@@ -1231,7 +1292,6 @@
       <w:pPr>
         <w:spacing w:before="120"/>
         <w:ind w:firstLine="720"/>
-        <w:jc w:val="both"/>
         <w:rPr>
           <w:color w:val="000000"/>
           <w:lang w:val="pt-BR"/>
@@ -1329,7 +1389,6 @@
           <w:lang w:val="pt-BR"/>
         </w:rPr>
       </w:pPr>
-      <w:bookmarkStart w:id="0" w:name="_GoBack"/>
       <w:r>
         <w:rPr>
           <w:color w:val="000000"/>
@@ -1391,13 +1450,11 @@
         <w:t xml:space="preserve"> </w:t>
       </w:r>
     </w:p>
-    <w:bookmarkEnd w:id="0"/>
     <w:p>
       <w:pPr>
         <w:pStyle w:val="BodyTextIndent"/>
         <w:spacing w:before="120"/>
         <w:ind w:firstLine="720"/>
-        <w:jc w:val="both"/>
         <w:rPr>
           <w:rFonts w:ascii="Times New Roman" w:hAnsi="Times New Roman"/>
           <w:b/>
@@ -1423,7 +1480,6 @@
       <w:pPr>
         <w:spacing w:before="120"/>
         <w:ind w:firstLine="720"/>
-        <w:jc w:val="both"/>
         <w:rPr>
           <w:color w:val="000000"/>
           <w:lang w:val="pt-BR"/>
@@ -1441,7 +1497,6 @@
       <w:pPr>
         <w:spacing w:before="120"/>
         <w:ind w:firstLine="720"/>
-        <w:jc w:val="both"/>
         <w:rPr>
           <w:color w:val="000000"/>
           <w:lang w:val="pt-BR"/>
